--- a/en/wisdom-stories/for-those-who-have-reached-sixty.docx
+++ b/en/wisdom-stories/for-those-who-have-reached-sixty.docx
@@ -28,7 +28,7 @@
           <w:color w:val="000000"/>
           <w:sz w:val="22"/>
         </w:rPr>
-        <w:t>It is time to use the money you have saved up so far. Use it and enjoy it. For those who are not aware of the sacrifices you have made to get it, do not save it. This is the ideal time to enjoy peace.</w:t>
+        <w:t>It is time to use the money you have saved up so far. Use it and enjoy it. Don’t save it for those who know nothing of the sacrifices you made to earn it. This is the ideal time to enjoy peace.</w:t>
       </w:r>
     </w:p>
     <w:p>
@@ -196,7 +196,7 @@
           <w:color w:val="000000"/>
           <w:sz w:val="22"/>
         </w:rPr>
-        <w:t>Get out of the house, meet people you have not seen for a long time, experience something new or old anew. The main thing is to get out of the house from time to time. Go to museums, walk in the park.</w:t>
+        <w:t>Get out of the house, meet people you have not seen for a long time, and either experience something new or relive something from the past. The main thing is to get out of the house from time to time. Go to museums, walk in the park.</w:t>
       </w:r>
     </w:p>
     <w:p>
@@ -210,7 +210,7 @@
           <w:color w:val="000000"/>
           <w:sz w:val="22"/>
         </w:rPr>
-        <w:t>Try to always be polite, do not complain and criticize unless necessary. If someone has broken your heart, forgive them. Apologize to the people you have broken your heart to.</w:t>
+        <w:t>Try to always be polite, do not complain and criticize unless necessary. If someone has broken your heart, forgive them. Apologize to those whose hearts you have broken.</w:t>
       </w:r>
     </w:p>
     <w:p>
@@ -266,7 +266,7 @@
           <w:color w:val="9A7417"/>
           <w:sz w:val="22"/>
         </w:rPr>
-        <w:t xml:space="preserve">Moral: </w:t>
+        <w:t>Moral: The era of self-sacrifice will end one day; in the autumn of your life, give yourself the right to live. A happy person spreads happiness to those around him.</w:t>
       </w:r>
       <w:r>
         <w:rPr>
@@ -276,7 +276,6 @@
           <w:color w:val="3F3826"/>
           <w:sz w:val="22"/>
         </w:rPr>
-        <w:t>The era of self-sacrifice will end one day; in the autumn of your life, give yourself the right to live. A happy person spreads happiness to those around him.</w:t>
       </w:r>
     </w:p>
     <w:p>
